--- a/klagomål/A 39376-2023 FSC-klagomål.docx
+++ b/klagomål/A 39376-2023 FSC-klagomål.docx
@@ -776,7 +776,7 @@
     <w:r>
       <w:tab/>
       <w:tab/>
-      <w:t>2026-09-14</w:t>
+      <w:t>2026-09-15</w:t>
       <w:br/>
       <w:br/>
     </w:r>

--- a/klagomål/A 39376-2023 FSC-klagomål.docx
+++ b/klagomål/A 39376-2023 FSC-klagomål.docx
@@ -776,7 +776,7 @@
     <w:r>
       <w:tab/>
       <w:tab/>
-      <w:t>2026-09-15</w:t>
+      <w:t>2026-09-16</w:t>
       <w:br/>
       <w:br/>
     </w:r>

--- a/klagomål/A 39376-2023 FSC-klagomål.docx
+++ b/klagomål/A 39376-2023 FSC-klagomål.docx
@@ -776,7 +776,7 @@
     <w:r>
       <w:tab/>
       <w:tab/>
-      <w:t>2026-09-16</w:t>
+      <w:t>2026-09-17</w:t>
       <w:br/>
       <w:br/>
     </w:r>

--- a/klagomål/A 39376-2023 FSC-klagomål.docx
+++ b/klagomål/A 39376-2023 FSC-klagomål.docx
@@ -776,7 +776,7 @@
     <w:r>
       <w:tab/>
       <w:tab/>
-      <w:t>2026-09-17</w:t>
+      <w:t>2026-09-18</w:t>
       <w:br/>
       <w:br/>
     </w:r>

--- a/klagomål/A 39376-2023 FSC-klagomål.docx
+++ b/klagomål/A 39376-2023 FSC-klagomål.docx
@@ -776,7 +776,7 @@
     <w:r>
       <w:tab/>
       <w:tab/>
-      <w:t>2026-09-18</w:t>
+      <w:t>2026-09-19</w:t>
       <w:br/>
       <w:br/>
     </w:r>

--- a/klagomål/A 39376-2023 FSC-klagomål.docx
+++ b/klagomål/A 39376-2023 FSC-klagomål.docx
@@ -776,7 +776,7 @@
     <w:r>
       <w:tab/>
       <w:tab/>
-      <w:t>2026-09-19</w:t>
+      <w:t>2026-09-21</w:t>
       <w:br/>
       <w:br/>
     </w:r>

--- a/klagomål/A 39376-2023 FSC-klagomål.docx
+++ b/klagomål/A 39376-2023 FSC-klagomål.docx
@@ -776,7 +776,7 @@
     <w:r>
       <w:tab/>
       <w:tab/>
-      <w:t>2026-09-21</w:t>
+      <w:t>2026-09-23</w:t>
       <w:br/>
       <w:br/>
     </w:r>

--- a/klagomål/A 39376-2023 FSC-klagomål.docx
+++ b/klagomål/A 39376-2023 FSC-klagomål.docx
@@ -776,7 +776,7 @@
     <w:r>
       <w:tab/>
       <w:tab/>
-      <w:t>2026-09-23</w:t>
+      <w:t>2026-09-24</w:t>
       <w:br/>
       <w:br/>
     </w:r>

--- a/klagomål/A 39376-2023 FSC-klagomål.docx
+++ b/klagomål/A 39376-2023 FSC-klagomål.docx
@@ -776,7 +776,7 @@
     <w:r>
       <w:tab/>
       <w:tab/>
-      <w:t>2026-09-24</w:t>
+      <w:t>2026-09-25</w:t>
       <w:br/>
       <w:br/>
     </w:r>

--- a/klagomål/A 39376-2023 FSC-klagomål.docx
+++ b/klagomål/A 39376-2023 FSC-klagomål.docx
@@ -776,7 +776,7 @@
     <w:r>
       <w:tab/>
       <w:tab/>
-      <w:t>2026-09-25</w:t>
+      <w:t>2026-09-26</w:t>
       <w:br/>
       <w:br/>
     </w:r>

--- a/klagomål/A 39376-2023 FSC-klagomål.docx
+++ b/klagomål/A 39376-2023 FSC-klagomål.docx
@@ -776,7 +776,7 @@
     <w:r>
       <w:tab/>
       <w:tab/>
-      <w:t>2026-09-26</w:t>
+      <w:t>2026-09-27</w:t>
       <w:br/>
       <w:br/>
     </w:r>

--- a/klagomål/A 39376-2023 FSC-klagomål.docx
+++ b/klagomål/A 39376-2023 FSC-klagomål.docx
@@ -776,7 +776,7 @@
     <w:r>
       <w:tab/>
       <w:tab/>
-      <w:t>2026-09-27</w:t>
+      <w:t>2026-09-28</w:t>
       <w:br/>
       <w:br/>
     </w:r>

--- a/klagomål/A 39376-2023 FSC-klagomål.docx
+++ b/klagomål/A 39376-2023 FSC-klagomål.docx
@@ -776,7 +776,7 @@
     <w:r>
       <w:tab/>
       <w:tab/>
-      <w:t>2026-09-28</w:t>
+      <w:t>2026-09-29</w:t>
       <w:br/>
       <w:br/>
     </w:r>

--- a/klagomål/A 39376-2023 FSC-klagomål.docx
+++ b/klagomål/A 39376-2023 FSC-klagomål.docx
@@ -776,7 +776,7 @@
     <w:r>
       <w:tab/>
       <w:tab/>
-      <w:t>2026-09-29</w:t>
+      <w:t>2026-09-30</w:t>
       <w:br/>
       <w:br/>
     </w:r>

--- a/klagomål/A 39376-2023 FSC-klagomål.docx
+++ b/klagomål/A 39376-2023 FSC-klagomål.docx
@@ -776,7 +776,7 @@
     <w:r>
       <w:tab/>
       <w:tab/>
-      <w:t>2026-09-30</w:t>
+      <w:t>2026-10-01</w:t>
       <w:br/>
       <w:br/>
     </w:r>

--- a/klagomål/A 39376-2023 FSC-klagomål.docx
+++ b/klagomål/A 39376-2023 FSC-klagomål.docx
@@ -776,7 +776,7 @@
     <w:r>
       <w:tab/>
       <w:tab/>
-      <w:t>2026-10-01</w:t>
+      <w:t>2026-10-02</w:t>
       <w:br/>
       <w:br/>
     </w:r>

--- a/klagomål/A 39376-2023 FSC-klagomål.docx
+++ b/klagomål/A 39376-2023 FSC-klagomål.docx
@@ -776,7 +776,7 @@
     <w:r>
       <w:tab/>
       <w:tab/>
-      <w:t>2026-10-02</w:t>
+      <w:t>2026-10-03</w:t>
       <w:br/>
       <w:br/>
     </w:r>

--- a/klagomål/A 39376-2023 FSC-klagomål.docx
+++ b/klagomål/A 39376-2023 FSC-klagomål.docx
@@ -776,7 +776,7 @@
     <w:r>
       <w:tab/>
       <w:tab/>
-      <w:t>2026-10-03</w:t>
+      <w:t>2026-10-04</w:t>
       <w:br/>
       <w:br/>
     </w:r>

--- a/klagomål/A 39376-2023 FSC-klagomål.docx
+++ b/klagomål/A 39376-2023 FSC-klagomål.docx
@@ -776,7 +776,7 @@
     <w:r>
       <w:tab/>
       <w:tab/>
-      <w:t>2026-10-04</w:t>
+      <w:t>2026-10-05</w:t>
       <w:br/>
       <w:br/>
     </w:r>

--- a/klagomål/A 39376-2023 FSC-klagomål.docx
+++ b/klagomål/A 39376-2023 FSC-klagomål.docx
@@ -776,7 +776,7 @@
     <w:r>
       <w:tab/>
       <w:tab/>
-      <w:t>2026-10-05</w:t>
+      <w:t>2026-10-06</w:t>
       <w:br/>
       <w:br/>
     </w:r>

--- a/klagomål/A 39376-2023 FSC-klagomål.docx
+++ b/klagomål/A 39376-2023 FSC-klagomål.docx
@@ -776,7 +776,7 @@
     <w:r>
       <w:tab/>
       <w:tab/>
-      <w:t>2026-10-06</w:t>
+      <w:t>2026-10-07</w:t>
       <w:br/>
       <w:br/>
     </w:r>

--- a/klagomål/A 39376-2023 FSC-klagomål.docx
+++ b/klagomål/A 39376-2023 FSC-klagomål.docx
@@ -221,7 +221,7 @@
     </w:p>
     <w:p>
       <w:r>
-        <w:t>I avverkningsanmälan finns fynd av 9 naturvårdsarter, varav 6 är rödlistade, 1 är fridlyst, 3 är typiska (T) och 3 är signalarter (S): blå slemspindling (NT, T), denisespindling (NT), flattoppad klubbsvamp (NT), kattfotslav (NT, T), odörspindling (NT), äggspindling (NT), anisspindling (S), rödgul trumpetsvamp (S) och skogsknipprot (S, T, §8). Se Figur 1.</w:t>
+        <w:t>I avverkningsanmälan finns fynd av 18 naturvårdsarter, varav 12 är rödlistade, 1 är fridlyst, 3 är typiska (T) och 6 är signalarter (S): granrotspindling (VU), kopparspindling (VU), narrspindling (VU), blå slemspindling (NT, T), denisespindling (NT), fjällig taggsvamp s.str. (NT), flattoppad klubbsvamp (NT), kattfotslav (NT, T), odörspindling (NT), persiljespindling (NT), skarp dropptaggsvamp (NT), äggspindling (NT), anisspindling (S), björksplintborre (S), olivspindling (S), rödgul trumpetsvamp (S), skogsknipprot (S, T, §8) och svavelriska (S). Se Figur 1.</w:t>
       </w:r>
     </w:p>
     <w:p>
@@ -245,6 +245,75 @@
     <w:p>
       <w:r>
         <w:t>Nedan följer beskrivningar av de naturvårdsarter och fridlysta arter som har sina livsmiljöer och växtplatser i den avverkningsanmälda skogen. De påträffade naturvårdsarterna är ett tydligt kvitto på att det rör sig om en skog med höga naturvärden.</w:t>
+      </w:r>
+    </w:p>
+    <w:p>
+      <w:r>
+        <w:rPr>
+          <w:b/>
+        </w:rPr>
+        <w:t xml:space="preserve">Granrotspindling (VU) </w:t>
+      </w:r>
+      <w:r>
+        <w:t>bildar mykorrhiza med gran. Växer i djup barrförna, gärna i gamla myrstackar, i medelålders till äldre ängsgranskog på kalkrik mark.</w:t>
+      </w:r>
+      <w:r>
+        <w:rPr>
+          <w:b/>
+        </w:rPr>
+        <w:t xml:space="preserve"> </w:t>
+      </w:r>
+      <w:r>
+        <w:t>Minskningstakten uppgår till 30 % inom 50 år och överstiger gränsvärdet för Sårbar (VU) enligt A-kriteriet. (A2c+3c+4c). Arten missgynnas av avverkning och markberedning. Generellt bör lokaler som är särskilt rika på förekomster av sällsynta svampar säkerställas och lämnas för fri utveckling (SLU Artdatabanken, 2024).</w:t>
+      </w:r>
+    </w:p>
+    <w:p>
+      <w:r>
+        <w:rPr>
+          <w:b/>
+        </w:rPr>
+        <w:t xml:space="preserve">Kopparspindling (VU) </w:t>
+      </w:r>
+      <w:r>
+        <w:t>bildar mykorrhiza med tall och gran i äldre ängsgranskog på kalkrik mark, mer sällan i ren kalktallskog.</w:t>
+      </w:r>
+      <w:r>
+        <w:rPr>
+          <w:b/>
+        </w:rPr>
+        <w:t xml:space="preserve"> </w:t>
+      </w:r>
+      <w:r>
+        <w:t>Minskningstakten uppgår till 30 % inom 50 år och överstiger gränsvärdet för Sårbar (VU) enligt A-kriteriet. (A2c+3c+4c).</w:t>
+      </w:r>
+      <w:r>
+        <w:rPr>
+          <w:b/>
+        </w:rPr>
+        <w:t xml:space="preserve"> </w:t>
+      </w:r>
+      <w:r>
+        <w:t>Intensivt skogsbruk, särskilt kalavverkning och markberedning missgynnar arten och lokaler som även hyser ett stort antal andra hotade arter bör helt undantas från skogsbruk.</w:t>
+      </w:r>
+      <w:r>
+        <w:rPr>
+          <w:b/>
+        </w:rPr>
+        <w:t xml:space="preserve"> </w:t>
+      </w:r>
+      <w:r>
+        <w:t>Kopparspindling är globalt rödlistad som nära hotad (NT) vilket innebär att Sverige har ett internationellt ansvar för arten (SLU Artdatabanken, 2024; IUCN, 2015).</w:t>
+      </w:r>
+    </w:p>
+    <w:p>
+      <w:r>
+        <w:rPr>
+          <w:b/>
+        </w:rPr>
+        <w:t>Narrspindling (VU)</w:t>
+      </w:r>
+      <w:r>
+        <w:t xml:space="preserve"> bildar mykorrhiza med tall på kalkrik mark i luckig kalktallskog. Den är placerad högst upp i Skogsstyrelsens värdepyramid för bedömning av skog med höga naturvärden och är i Norden bara känd från ett fåtal lokaler på Gotland. Arten är mycket sårbar genom sin fåtaliga förekomst och bedöms ha minskat och fortsätter att minska, huvudsakligen p.g.a. slutavverkningar av äldre barrskog (SLU Artdatabanken, 2024; Nitare &amp; Skogsstyrelsen, 2019).</w:t>
       </w:r>
     </w:p>
     <w:p>
@@ -276,6 +345,17 @@
       </w:r>
       <w:r>
         <w:t xml:space="preserve"> bildar mykorrhiza med tall och gran i kalktallskog och ängsgranskog på kalkrik mark. Artens koppling till produktiva äldre granskogar med hög bonitet gör den särskilt utsatt för slutavverkning. Kalkbarrskogar med höga naturvärden bör undantas från rationellt skogsbruk och få områdesskydd med anpassade skötselråd (SLU Artdatabanken, 2024).</w:t>
+      </w:r>
+    </w:p>
+    <w:p>
+      <w:r>
+        <w:rPr>
+          <w:b/>
+        </w:rPr>
+        <w:t>Fjällig taggsvamp s.str. (NT)</w:t>
+      </w:r>
+      <w:r>
+        <w:t xml:space="preserve"> bildar mykorrhiza med gran i granskog och barrblandskog, främst på frisk näringsrik mark i äldre skog med lång trädkontinuitet. Den totala populationen i landet har minskat och bedöms fortsätta minska till följd av avverkning av äldre barrskogar. Minskningstakten för den svenska populationen bedöms vara nära gränsvärdet för sårbar (VU) (SLU Artdatabanken, 2026).</w:t>
       </w:r>
     </w:p>
     <w:p>
@@ -334,10 +414,54 @@
         <w:rPr>
           <w:b/>
         </w:rPr>
+        <w:t>Persiljespindling (NT)</w:t>
+      </w:r>
+      <w:r>
+        <w:t xml:space="preserve"> bildar mykorrhiza med tall, gran och bok i ängsgranskog, kalktallskog och i ängsbokskog på rikare mark. Minskningstakten uppgår till 15 % inom 50 år och bedöms vara nära gränsvärdet för Sårbar (VU). (A2c+3c+4c). Persiljespindlingen hotas av avverkningar och är särskilt känslig eftersom den är knuten till äldre, produktiv barrskog, d.v.s. en skogstyp som är en bristvara i skyddade områden i Sverige och som samtidigt försvinner i snabb takt genom slutavverkningar. Skyddet för äldre ört- och kalkrika barrskogar med trädkontinuitet måste öka och oskyddade bokskogar med persiljespindling måste få ett formellt skydd i form av biotopskydd eller naturreservat (SLU Artdatabanken, 2024).</w:t>
+      </w:r>
+    </w:p>
+    <w:p>
+      <w:r>
+        <w:rPr>
+          <w:b/>
+        </w:rPr>
+        <w:t xml:space="preserve">Skarp dropptaggsvamp (NT) </w:t>
+      </w:r>
+      <w:r>
+        <w:t>bildar mykorrhiza med både gran och tall, främst i barrskogar med trädkontinuitet. Arten uppträder dels i näringsrik kalkbarrskog och dels i sur lavtallskog. Kalkbarrskogarna är ofta grandominerade, olikåldriga och skiktade på frisk mark med ett örtrikt vegetationsskikt. Lavtallskogarna är i regel magra, torra, ljusöppna och ofta brandpräglade. Den totala populationen i landet har minskat och bedöms fortsätta minska till följd av avverkning av äldre barrskogar. Arten har begränsad förmåga att återetablera sig efter slutavverkning eller andra storskaliga skogsbruksåtgärder. Det saknas indikationer på att arten långsiktigt kan etablera eller reproducera sig i skogsbestånd som brukas med metoder som trakthyggesbruk, markberedning, gödsling eller föryngring med förädlat plantmaterial. Minskningstakten för den svenska populationen bedöms vara nära gränsvärdet för Sårbar (VU) (SLU Artdatabanken, 2026).</w:t>
+      </w:r>
+    </w:p>
+    <w:p>
+      <w:r>
+        <w:rPr>
+          <w:b/>
+        </w:rPr>
         <w:t xml:space="preserve">Äggspindling (NT) </w:t>
       </w:r>
       <w:r>
         <w:t>bildar mykorrhiza med gran i äldre ängsgranskog på kalkrik mark och kräver sannolikt lång kontinuitet av äldre träd. Arten bedöms ha minskat med mer än 15 % över de senaste 50 åren, p.g.a. slutavverkning av äldre skog och minskningstakten för den svenska populationen bedöms vara nära gränsvärdet för Sårbar (VU). (A2c+3c+4c). På artens växtplatser måste skogsbruk ske med stor försiktighet eftersom de ofta innehåller ett stort antal sällsynta och hotade arter. Lokaler med rika förekomster bör betraktas som nyckelbiotoper och helt undantas från avverkning. Äggspindling är globalt rödlistad som nära hotad (NT) vilket innebär att Sverige har ett internationellt ansvar för arten (SLU Artdatabanken, 2024; Nitare &amp; Skogsstyrelsen, 2019; IUCN, 2019).</w:t>
+      </w:r>
+    </w:p>
+    <w:p>
+      <w:r>
+        <w:rPr>
+          <w:b/>
+        </w:rPr>
+        <w:t xml:space="preserve">Björksplintborre </w:t>
+      </w:r>
+      <w:r>
+        <w:t>är en skalbagge vars larvutveckling sker i bark på nyligen döda björkar, både stående träd och vindfällen. En prydlig rad med runda ventilationshål i barken ovanför modergången är synnerligen karaktäristiskt. Arten är knuten till lövrika blandskogar med en hög andel gamla träd, och starkt gynnad av naturliga störningar som torka, översvämningar, brand och stormfällningar. Talrika gnagspår kan tyda på biotoper med höga naturvärden, exempelvis för ovanliga hackspettar och andra, mer sällsynta vedinsekter. Larverna är omtyckt hackspettsföda (SLU Artdatabanken, 2025).</w:t>
+      </w:r>
+    </w:p>
+    <w:p>
+      <w:r>
+        <w:rPr>
+          <w:b/>
+        </w:rPr>
+        <w:t>Olivspindling</w:t>
+      </w:r>
+      <w:r>
+        <w:t xml:space="preserve"> växer uteslutande på näringsrik och kalkhaltig skogsmark där den huvudsakligen bildar mykorrhiza med gran och tall. Svampen är en typisk representant för kalkgranskogens särpräglade och rika svampflora. Kalavverkning är ett hot mot arten, eftersom den sannolikt kräver lång kontinuitet av äldre träd. Populationerna i landet bedöms därför minska beroende på slutavverkning av äldre barrskog på kalkhaltig mark (SLU Artdatabanken, 2024; Nitare &amp; Skogsstyrelsen, 2019).</w:t>
       </w:r>
     </w:p>
     <w:p>
@@ -461,7 +585,7 @@
         <w:rPr>
           <w:i/>
         </w:rPr>
-        <w:t>I det avverkningsanmälda skogsområdet har 9 naturvårdsarter varav 6 rödlistade arter sina livsmiljöer och växtplatser.</w:t>
+        <w:t>I det avverkningsanmälda skogsområdet har 18 naturvårdsarter varav 12 rödlistade arter sina livsmiljöer och växtplatser.</w:t>
       </w:r>
     </w:p>
     <w:p>
@@ -776,7 +900,7 @@
     <w:r>
       <w:tab/>
       <w:tab/>
-      <w:t>2026-10-07</w:t>
+      <w:t>2026-10-08</w:t>
       <w:br/>
       <w:br/>
     </w:r>

--- a/klagomål/A 39376-2023 FSC-klagomål.docx
+++ b/klagomål/A 39376-2023 FSC-klagomål.docx
@@ -900,7 +900,7 @@
     <w:r>
       <w:tab/>
       <w:tab/>
-      <w:t>2026-10-08</w:t>
+      <w:t>2026-10-09</w:t>
       <w:br/>
       <w:br/>
     </w:r>

--- a/klagomål/A 39376-2023 FSC-klagomål.docx
+++ b/klagomål/A 39376-2023 FSC-klagomål.docx
@@ -900,7 +900,7 @@
     <w:r>
       <w:tab/>
       <w:tab/>
-      <w:t>2026-10-09</w:t>
+      <w:t>2026-10-10</w:t>
       <w:br/>
       <w:br/>
     </w:r>

--- a/klagomål/A 39376-2023 FSC-klagomål.docx
+++ b/klagomål/A 39376-2023 FSC-klagomål.docx
@@ -900,7 +900,7 @@
     <w:r>
       <w:tab/>
       <w:tab/>
-      <w:t>2026-10-10</w:t>
+      <w:t>2026-10-11</w:t>
       <w:br/>
       <w:br/>
     </w:r>

--- a/klagomål/A 39376-2023 FSC-klagomål.docx
+++ b/klagomål/A 39376-2023 FSC-klagomål.docx
@@ -900,7 +900,7 @@
     <w:r>
       <w:tab/>
       <w:tab/>
-      <w:t>2026-10-11</w:t>
+      <w:t>2026-10-12</w:t>
       <w:br/>
       <w:br/>
     </w:r>

--- a/klagomål/A 39376-2023 FSC-klagomål.docx
+++ b/klagomål/A 39376-2023 FSC-klagomål.docx
@@ -900,7 +900,7 @@
     <w:r>
       <w:tab/>
       <w:tab/>
-      <w:t>2026-10-12</w:t>
+      <w:t>2026-10-13</w:t>
       <w:br/>
       <w:br/>
     </w:r>

--- a/klagomål/A 39376-2023 FSC-klagomål.docx
+++ b/klagomål/A 39376-2023 FSC-klagomål.docx
@@ -900,7 +900,7 @@
     <w:r>
       <w:tab/>
       <w:tab/>
-      <w:t>2026-10-13</w:t>
+      <w:t>2026-10-14</w:t>
       <w:br/>
       <w:br/>
     </w:r>

--- a/klagomål/A 39376-2023 FSC-klagomål.docx
+++ b/klagomål/A 39376-2023 FSC-klagomål.docx
@@ -900,7 +900,7 @@
     <w:r>
       <w:tab/>
       <w:tab/>
-      <w:t>2026-10-14</w:t>
+      <w:t>2026-10-15</w:t>
       <w:br/>
       <w:br/>
     </w:r>

--- a/klagomål/A 39376-2023 FSC-klagomål.docx
+++ b/klagomål/A 39376-2023 FSC-klagomål.docx
@@ -900,7 +900,7 @@
     <w:r>
       <w:tab/>
       <w:tab/>
-      <w:t>2026-10-15</w:t>
+      <w:t>2026-10-16</w:t>
       <w:br/>
       <w:br/>
     </w:r>

--- a/klagomål/A 39376-2023 FSC-klagomål.docx
+++ b/klagomål/A 39376-2023 FSC-klagomål.docx
@@ -900,7 +900,7 @@
     <w:r>
       <w:tab/>
       <w:tab/>
-      <w:t>2026-10-16</w:t>
+      <w:t>2026-10-17</w:t>
       <w:br/>
       <w:br/>
     </w:r>

--- a/klagomål/A 39376-2023 FSC-klagomål.docx
+++ b/klagomål/A 39376-2023 FSC-klagomål.docx
@@ -900,7 +900,7 @@
     <w:r>
       <w:tab/>
       <w:tab/>
-      <w:t>2026-10-17</w:t>
+      <w:t>2026-10-18</w:t>
       <w:br/>
       <w:br/>
     </w:r>

--- a/klagomål/A 39376-2023 FSC-klagomål.docx
+++ b/klagomål/A 39376-2023 FSC-klagomål.docx
@@ -900,7 +900,7 @@
     <w:r>
       <w:tab/>
       <w:tab/>
-      <w:t>2026-10-18</w:t>
+      <w:t>2026-10-19</w:t>
       <w:br/>
       <w:br/>
     </w:r>

--- a/klagomål/A 39376-2023 FSC-klagomål.docx
+++ b/klagomål/A 39376-2023 FSC-klagomål.docx
@@ -900,7 +900,7 @@
     <w:r>
       <w:tab/>
       <w:tab/>
-      <w:t>2026-10-19</w:t>
+      <w:t>2026-10-20</w:t>
       <w:br/>
       <w:br/>
     </w:r>

--- a/klagomål/A 39376-2023 FSC-klagomål.docx
+++ b/klagomål/A 39376-2023 FSC-klagomål.docx
@@ -900,7 +900,7 @@
     <w:r>
       <w:tab/>
       <w:tab/>
-      <w:t>2026-10-20</w:t>
+      <w:t>2026-10-21</w:t>
       <w:br/>
       <w:br/>
     </w:r>

--- a/klagomål/A 39376-2023 FSC-klagomål.docx
+++ b/klagomål/A 39376-2023 FSC-klagomål.docx
@@ -900,7 +900,7 @@
     <w:r>
       <w:tab/>
       <w:tab/>
-      <w:t>2026-10-21</w:t>
+      <w:t>2026-10-22</w:t>
       <w:br/>
       <w:br/>
     </w:r>

--- a/klagomål/A 39376-2023 FSC-klagomål.docx
+++ b/klagomål/A 39376-2023 FSC-klagomål.docx
@@ -900,7 +900,7 @@
     <w:r>
       <w:tab/>
       <w:tab/>
-      <w:t>2026-10-22</w:t>
+      <w:t>2026-10-23</w:t>
       <w:br/>
       <w:br/>
     </w:r>

--- a/klagomål/A 39376-2023 FSC-klagomål.docx
+++ b/klagomål/A 39376-2023 FSC-klagomål.docx
@@ -900,7 +900,7 @@
     <w:r>
       <w:tab/>
       <w:tab/>
-      <w:t>2026-10-23</w:t>
+      <w:t>2026-10-24</w:t>
       <w:br/>
       <w:br/>
     </w:r>

--- a/klagomål/A 39376-2023 FSC-klagomål.docx
+++ b/klagomål/A 39376-2023 FSC-klagomål.docx
@@ -900,7 +900,7 @@
     <w:r>
       <w:tab/>
       <w:tab/>
-      <w:t>2026-10-24</w:t>
+      <w:t>2026-10-25</w:t>
       <w:br/>
       <w:br/>
     </w:r>

--- a/klagomål/A 39376-2023 FSC-klagomål.docx
+++ b/klagomål/A 39376-2023 FSC-klagomål.docx
@@ -900,7 +900,7 @@
     <w:r>
       <w:tab/>
       <w:tab/>
-      <w:t>2026-10-25</w:t>
+      <w:t>2026-10-26</w:t>
       <w:br/>
       <w:br/>
     </w:r>

--- a/klagomål/A 39376-2023 FSC-klagomål.docx
+++ b/klagomål/A 39376-2023 FSC-klagomål.docx
@@ -900,7 +900,7 @@
     <w:r>
       <w:tab/>
       <w:tab/>
-      <w:t>2026-10-26</w:t>
+      <w:t>2026-10-27</w:t>
       <w:br/>
       <w:br/>
     </w:r>

--- a/klagomål/A 39376-2023 FSC-klagomål.docx
+++ b/klagomål/A 39376-2023 FSC-klagomål.docx
@@ -900,7 +900,7 @@
     <w:r>
       <w:tab/>
       <w:tab/>
-      <w:t>2026-10-27</w:t>
+      <w:t>2026-10-28</w:t>
       <w:br/>
       <w:br/>
     </w:r>

--- a/klagomål/A 39376-2023 FSC-klagomål.docx
+++ b/klagomål/A 39376-2023 FSC-klagomål.docx
@@ -900,7 +900,7 @@
     <w:r>
       <w:tab/>
       <w:tab/>
-      <w:t>2026-10-28</w:t>
+      <w:t>2026-10-29</w:t>
       <w:br/>
       <w:br/>
     </w:r>

--- a/klagomål/A 39376-2023 FSC-klagomål.docx
+++ b/klagomål/A 39376-2023 FSC-klagomål.docx
@@ -900,7 +900,7 @@
     <w:r>
       <w:tab/>
       <w:tab/>
-      <w:t>2026-10-29</w:t>
+      <w:t>2026-10-31</w:t>
       <w:br/>
       <w:br/>
     </w:r>
